--- a/mythos/content/Codex_Crystalum_Private_Master_Blank_Template.docx
+++ b/mythos/content/Codex_Crystalum_Private_Master_Blank_Template.docx
@@ -1654,6 +1654,230 @@
           <w:u w:val="single"/>
         </w:rPr>
         <w:t xml:space="preserve">_______________________________________</w:t>
+      </w:r>
+    </w:p>
+    <w:p>
+      <w:r>
+        <w:br w:type="page"/>
+      </w:r>
+    </w:p>
+    <w:p>
+      <w:pPr>
+        <w:pStyle w:val="Heading1"/>
+        <w:spacing w:after="200" w:before="400"/>
+      </w:pPr>
+      <w:r>
+        <w:t xml:space="preserve">XI. Dream Symbol Layer — Personal Dream Integration</w:t>
+      </w:r>
+    </w:p>
+    <w:p>
+      <w:pPr>
+        <w:spacing w:after="160"/>
+      </w:pPr>
+      <w:r>
+        <w:rPr>
+          <w:b w:val="false"/>
+          <w:bCs w:val="false"/>
+          <w:i/>
+          <w:iCs/>
+        </w:rPr>
+        <w:t xml:space="preserve">Your Codex genealogy can illuminate your own dreams and recurring symbols. As you complete your private correspondences, you may also explore which genealogical positions appear in your dream-work.</w:t>
+      </w:r>
+    </w:p>
+    <w:p>
+      <w:pPr>
+        <w:spacing w:after="160"/>
+      </w:pPr>
+      <w:r>
+        <w:rPr>
+          <w:b w:val="false"/>
+          <w:bCs w:val="false"/>
+          <w:i w:val="false"/>
+          <w:iCs w:val="false"/>
+        </w:rPr>
+        <w:t xml:space="preserve">The Dream Symbol Layer maps correspondences from The Dictionary of Dreams (Miller, 1901, revised 2017) to each Codex position. This layer is Tier V (Vision/interpretive) — symbolic resonance, not doctrine.</w:t>
+      </w:r>
+    </w:p>
+    <w:p>
+      <w:pPr>
+        <w:spacing w:after="160"/>
+      </w:pPr>
+      <w:r>
+        <w:rPr>
+          <w:b w:val="false"/>
+          <w:bCs w:val="false"/>
+          <w:i w:val="false"/>
+          <w:iCs w:val="false"/>
+        </w:rPr>
+        <w:t xml:space="preserve"/>
+      </w:r>
+    </w:p>
+    <w:p>
+      <w:pPr>
+        <w:spacing w:after="160"/>
+      </w:pPr>
+      <w:r>
+        <w:rPr>
+          <w:b/>
+          <w:bCs/>
+          <w:i w:val="false"/>
+          <w:iCs w:val="false"/>
+        </w:rPr>
+        <w:t xml:space="preserve">When you dream of:</w:t>
+      </w:r>
+    </w:p>
+    <w:p>
+      <w:pPr>
+        <w:spacing w:after="160"/>
+      </w:pPr>
+      <w:r>
+        <w:rPr>
+          <w:b w:val="false"/>
+          <w:bCs w:val="false"/>
+          <w:i w:val="false"/>
+          <w:iCs w:val="false"/>
+        </w:rPr>
+        <w:t xml:space="preserve">  • Dust, excavation, ancestors, foundations → Turner (Revealer)</w:t>
+      </w:r>
+    </w:p>
+    <w:p>
+      <w:pPr>
+        <w:spacing w:after="160"/>
+      </w:pPr>
+      <w:r>
+        <w:rPr>
+          <w:b w:val="false"/>
+          <w:bCs w:val="false"/>
+          <w:i w:val="false"/>
+          <w:iCs w:val="false"/>
+        </w:rPr>
+        <w:t xml:space="preserve">  • Contests, performance, being watched → Arena (Record)</w:t>
+      </w:r>
+    </w:p>
+    <w:p>
+      <w:pPr>
+        <w:spacing w:after="160"/>
+      </w:pPr>
+      <w:r>
+        <w:rPr>
+          <w:b w:val="false"/>
+          <w:bCs w:val="false"/>
+          <w:i w:val="false"/>
+          <w:iCs w:val="false"/>
+        </w:rPr>
+        <w:t xml:space="preserve">  • Awakening, light, emergence, mirrors → Barbelo (First Reflection)</w:t>
+      </w:r>
+    </w:p>
+    <w:p>
+      <w:pPr>
+        <w:spacing w:after="160"/>
+      </w:pPr>
+      <w:r>
+        <w:rPr>
+          <w:b w:val="false"/>
+          <w:bCs w:val="false"/>
+          <w:i w:val="false"/>
+          <w:iCs w:val="false"/>
+        </w:rPr>
+        <w:t xml:space="preserve">  • Teachers, libraries, knowledge, error → Sophia (Awakening)</w:t>
+      </w:r>
+    </w:p>
+    <w:p>
+      <w:pPr>
+        <w:spacing w:after="160"/>
+      </w:pPr>
+      <w:r>
+        <w:rPr>
+          <w:b w:val="false"/>
+          <w:bCs w:val="false"/>
+          <w:i w:val="false"/>
+          <w:iCs w:val="false"/>
+        </w:rPr>
+        <w:t xml:space="preserve">  • Being chosen, healing, light breaking through → Kristos (Anointing)</w:t>
+      </w:r>
+    </w:p>
+    <w:p>
+      <w:pPr>
+        <w:spacing w:after="160"/>
+      </w:pPr>
+      <w:r>
+        <w:rPr>
+          <w:b w:val="false"/>
+          <w:bCs w:val="false"/>
+          <w:i w:val="false"/>
+          <w:iCs w:val="false"/>
+        </w:rPr>
+        <w:t xml:space="preserve">  • Chaos, imprisonment, blindness, false authority → Yaldabaoth (Enclosure)</w:t>
+      </w:r>
+    </w:p>
+    <w:p>
+      <w:pPr>
+        <w:spacing w:after="160"/>
+      </w:pPr>
+      <w:r>
+        <w:rPr>
+          <w:b w:val="false"/>
+          <w:bCs w:val="false"/>
+          <w:i w:val="false"/>
+          <w:iCs w:val="false"/>
+        </w:rPr>
+        <w:t xml:space="preserve">  • Journeys, quests, maps, navigation → Seeker (Navigator)</w:t>
+      </w:r>
+    </w:p>
+    <w:p>
+      <w:pPr>
+        <w:spacing w:after="160"/>
+      </w:pPr>
+      <w:r>
+        <w:rPr>
+          <w:b w:val="false"/>
+          <w:bCs w:val="false"/>
+          <w:i w:val="false"/>
+          <w:iCs w:val="false"/>
+        </w:rPr>
+        <w:t xml:space="preserve">  • Roads, crossroads, choices, arrivals → Road (Movement)</w:t>
+      </w:r>
+    </w:p>
+    <w:p>
+      <w:pPr>
+        <w:spacing w:after="160"/>
+      </w:pPr>
+      <w:r>
+        <w:rPr>
+          <w:b w:val="false"/>
+          <w:bCs w:val="false"/>
+          <w:i w:val="false"/>
+          <w:iCs w:val="false"/>
+        </w:rPr>
+        <w:t xml:space="preserve"/>
+      </w:r>
+    </w:p>
+    <w:p>
+      <w:pPr>
+        <w:spacing w:after="160"/>
+      </w:pPr>
+      <w:r>
+        <w:rPr>
+          <w:b w:val="false"/>
+          <w:bCs w:val="false"/>
+          <w:i/>
+          <w:iCs/>
+        </w:rPr>
+        <w:t xml:space="preserve">Use this as a mirror for your own inner work. The private positions (Sophia, Forge, Fire, Water, and your fourth corner) may carry especially rich meaning in your personal dream-work.</w:t>
+      </w:r>
+    </w:p>
+    <w:p>
+      <w:pPr>
+        <w:spacing w:after="160"/>
+      </w:pPr>
+      <w:r>
+        <w:rPr>
+          <w:b w:val="false"/>
+          <w:bCs w:val="false"/>
+          <w:i w:val="false"/>
+          <w:iCs w:val="false"/>
+        </w:rPr>
+        <w:t xml:space="preserve"/>
       </w:r>
     </w:p>
     <w:p>

--- a/mythos/content/Codex_Crystalum_Private_Master_Blank_Template.docx
+++ b/mythos/content/Codex_Crystalum_Private_Master_Blank_Template.docx
@@ -1881,6 +1881,211 @@
       </w:r>
     </w:p>
     <w:p>
+      <w:pPr>
+        <w:pStyle w:val="Heading1"/>
+        <w:spacing w:after="200" w:before="400"/>
+      </w:pPr>
+      <w:r>
+        <w:t xml:space="preserve">XII. Celestial Cartography Layer — Reading the Stars</w:t>
+      </w:r>
+    </w:p>
+    <w:p>
+      <w:pPr>
+        <w:spacing w:after="160"/>
+      </w:pPr>
+      <w:r>
+        <w:rPr>
+          <w:b w:val="false"/>
+          <w:bCs w:val="false"/>
+          <w:i/>
+          <w:iCs/>
+        </w:rPr>
+        <w:t xml:space="preserve">Your Codex genealogy also traces the order of the cosmos. Each position illuminates celestial bodies, navigation systems, and your place among the heavens.</w:t>
+      </w:r>
+    </w:p>
+    <w:p>
+      <w:pPr>
+        <w:spacing w:after="160"/>
+      </w:pPr>
+      <w:r>
+        <w:rPr>
+          <w:b w:val="false"/>
+          <w:bCs w:val="false"/>
+          <w:i w:val="false"/>
+          <w:iCs w:val="false"/>
+        </w:rPr>
+        <w:t xml:space="preserve"/>
+      </w:r>
+    </w:p>
+    <w:p>
+      <w:pPr>
+        <w:spacing w:after="160"/>
+      </w:pPr>
+      <w:r>
+        <w:rPr>
+          <w:b/>
+          <w:bCs/>
+          <w:i w:val="false"/>
+          <w:iCs w:val="false"/>
+        </w:rPr>
+        <w:t xml:space="preserve">As you observe the night sky, explore your personal correspondences, and contemplate the cosmos:</w:t>
+      </w:r>
+    </w:p>
+    <w:p>
+      <w:pPr>
+        <w:spacing w:after="160"/>
+      </w:pPr>
+      <w:r>
+        <w:rPr>
+          <w:b w:val="false"/>
+          <w:bCs w:val="false"/>
+          <w:i w:val="false"/>
+          <w:iCs w:val="false"/>
+        </w:rPr>
+        <w:t xml:space="preserve">  • Bedrock stars, deep sky markers → Turner (Foundation)</w:t>
+      </w:r>
+    </w:p>
+    <w:p>
+      <w:pPr>
+        <w:spacing w:after="160"/>
+      </w:pPr>
+      <w:r>
+        <w:rPr>
+          <w:b w:val="false"/>
+          <w:bCs w:val="false"/>
+          <w:i w:val="false"/>
+          <w:iCs w:val="false"/>
+        </w:rPr>
+        <w:t xml:space="preserve">  • Zodiac, ecliptic, planetary oppositions → Arena (Witness)</w:t>
+      </w:r>
+    </w:p>
+    <w:p>
+      <w:pPr>
+        <w:spacing w:after="160"/>
+      </w:pPr>
+      <w:r>
+        <w:rPr>
+          <w:b w:val="false"/>
+          <w:bCs w:val="false"/>
+          <w:i w:val="false"/>
+          <w:iCs w:val="false"/>
+        </w:rPr>
+        <w:t xml:space="preserve">  • Dawn light, first star, aurora → Barbelo (First Reflection)</w:t>
+      </w:r>
+    </w:p>
+    <w:p>
+      <w:pPr>
+        <w:spacing w:after="160"/>
+      </w:pPr>
+      <w:r>
+        <w:rPr>
+          <w:b w:val="false"/>
+          <w:bCs w:val="false"/>
+          <w:i w:val="false"/>
+          <w:iCs w:val="false"/>
+        </w:rPr>
+        <w:t xml:space="preserve">  • Star catalogs, knowledge, precession → Sophia (Awakening)</w:t>
+      </w:r>
+    </w:p>
+    <w:p>
+      <w:pPr>
+        <w:spacing w:after="160"/>
+      </w:pPr>
+      <w:r>
+        <w:rPr>
+          <w:b w:val="false"/>
+          <w:bCs w:val="false"/>
+          <w:i w:val="false"/>
+          <w:iCs w:val="false"/>
+        </w:rPr>
+        <w:t xml:space="preserve">  • Nova, supernova, stellar transformation → Kristos (Anointing)</w:t>
+      </w:r>
+    </w:p>
+    <w:p>
+      <w:pPr>
+        <w:spacing w:after="160"/>
+      </w:pPr>
+      <w:r>
+        <w:rPr>
+          <w:b w:val="false"/>
+          <w:bCs w:val="false"/>
+          <w:i w:val="false"/>
+          <w:iCs w:val="false"/>
+        </w:rPr>
+        <w:t xml:space="preserve">  • Black holes, dark matter, invisible forces → Yaldabaoth (Enclosure)</w:t>
+      </w:r>
+    </w:p>
+    <w:p>
+      <w:pPr>
+        <w:spacing w:after="160"/>
+      </w:pPr>
+      <w:r>
+        <w:rPr>
+          <w:b w:val="false"/>
+          <w:bCs w:val="false"/>
+          <w:i w:val="false"/>
+          <w:iCs w:val="false"/>
+        </w:rPr>
+        <w:t xml:space="preserve">  • Navigation by stars, celestial coordinates → Seeker (Navigator)</w:t>
+      </w:r>
+    </w:p>
+    <w:p>
+      <w:pPr>
+        <w:spacing w:after="160"/>
+      </w:pPr>
+      <w:r>
+        <w:rPr>
+          <w:b w:val="false"/>
+          <w:bCs w:val="false"/>
+          <w:i w:val="false"/>
+          <w:iCs w:val="false"/>
+        </w:rPr>
+        <w:t xml:space="preserve">  • Orbits, trajectories, cosmic destiny → Road (Movement)</w:t>
+      </w:r>
+    </w:p>
+    <w:p>
+      <w:pPr>
+        <w:spacing w:after="160"/>
+      </w:pPr>
+      <w:r>
+        <w:rPr>
+          <w:b w:val="false"/>
+          <w:bCs w:val="false"/>
+          <w:i w:val="false"/>
+          <w:iCs w:val="false"/>
+        </w:rPr>
+        <w:t xml:space="preserve"/>
+      </w:r>
+    </w:p>
+    <w:p>
+      <w:pPr>
+        <w:spacing w:after="160"/>
+      </w:pPr>
+      <w:r>
+        <w:rPr>
+          <w:b w:val="false"/>
+          <w:bCs w:val="false"/>
+          <w:i/>
+          <w:iCs/>
+        </w:rPr>
+        <w:t xml:space="preserve">The heavens mirror your inner architecture. Let the stars guide you to your own starlines.</w:t>
+      </w:r>
+    </w:p>
+    <w:p>
+      <w:pPr>
+        <w:spacing w:after="160"/>
+      </w:pPr>
+      <w:r>
+        <w:rPr>
+          <w:b w:val="false"/>
+          <w:bCs w:val="false"/>
+          <w:i w:val="false"/>
+          <w:iCs w:val="false"/>
+        </w:rPr>
+        <w:t xml:space="preserve"/>
+      </w:r>
+    </w:p>
+    <w:p>
       <w:r>
         <w:br w:type="page"/>
       </w:r>
